--- a/word_reports/LP_0163_위치_424_Goombay Dance Band_Sun of.docx
+++ b/word_reports/LP_0163_위치_424_Goombay Dance Band_Sun of.docx
@@ -4,7 +4,7 @@
   <w:body>
     <w:p>
       <w:pPr>
-        <w:spacing w:after="280"/>
+        <w:spacing w:after="80"/>
       </w:pPr>
       <w:r>
         <w:rPr w:rFonts="맑은 고딕">
@@ -13,94 +13,47 @@
           <w:color w:val="1E3A8A"/>
           <w:sz w:val="30"/>
         </w:rPr>
-        <w:t>[424] Goombay Dance Band - Sun of Jamaica</w:t>
+        <w:t>Goombay Dance Band (굼베이 댄스 밴드) - Sun of Jamaica</w:t>
       </w:r>
     </w:p>
     <w:p>
       <w:pPr>
-        <w:spacing w:after="320"/>
+        <w:spacing w:after="240"/>
       </w:pPr>
       <w:r>
         <w:rPr w:rFonts="맑은 고딕">
           <w:rFonts w:ascii="맑은 고딕" w:hAnsi="맑은 고딕" w:eastAsia="맑은 고딕"/>
           <w:b/>
-          <w:sz w:val="20"/>
+          <w:color w:val="4B5563"/>
+          <w:sz w:val="22"/>
         </w:rPr>
-        <w:t>■ 위치 : 424</w:t>
-        <w:br/>
-      </w:r>
-      <w:r>
-        <w:rPr w:rFonts="맑은 고딕">
-          <w:rFonts w:ascii="맑은 고딕" w:hAnsi="맑은 고딕" w:eastAsia="맑은 고딕"/>
-          <w:b/>
-          <w:sz w:val="20"/>
-        </w:rPr>
-        <w:t>■ 아티스트 : Goombay Dance Band</w:t>
-        <w:br/>
-      </w:r>
-      <w:r>
-        <w:rPr w:rFonts="맑은 고딕">
-          <w:rFonts w:ascii="맑은 고딕" w:hAnsi="맑은 고딕" w:eastAsia="맑은 고딕"/>
-          <w:b/>
-          <w:sz w:val="20"/>
-        </w:rPr>
-        <w:t>■ 앨범명 : Sun of Jamaica</w:t>
-        <w:br/>
-      </w:r>
-      <w:r>
-        <w:rPr w:rFonts="맑은 고딕">
-          <w:rFonts w:ascii="맑은 고딕" w:hAnsi="맑은 고딕" w:eastAsia="맑은 고딕"/>
-          <w:b w:val="0"/>
-          <w:sz w:val="20"/>
-        </w:rPr>
-        <w:t>■ 음반 레이블 : CBS Records</w:t>
-        <w:br/>
-      </w:r>
-      <w:r>
-        <w:rPr w:rFonts="맑은 고딕">
-          <w:rFonts w:ascii="맑은 고딕" w:hAnsi="맑은 고딕" w:eastAsia="맑은 고딕"/>
-          <w:b w:val="0"/>
-          <w:sz w:val="20"/>
-        </w:rPr>
-        <w:t>■ 발매년도 : 1980</w:t>
-        <w:br/>
-      </w:r>
-      <w:r>
-        <w:rPr w:rFonts="맑은 고딕">
-          <w:rFonts w:ascii="맑은 고딕" w:hAnsi="맑은 고딕" w:eastAsia="맑은 고딕"/>
-          <w:b w:val="0"/>
-          <w:sz w:val="20"/>
-        </w:rPr>
-        <w:t>■ 장르 : 카리브 팝 (Caribbean Pop) / 유로 디스코 (Euro Disco) / 레게 팝 (Reggae-Pop)</w:t>
-        <w:br/>
-      </w:r>
-      <w:r>
-        <w:rPr w:rFonts="맑은 고딕">
-          <w:rFonts w:ascii="맑은 고딕" w:hAnsi="맑은 고딕" w:eastAsia="맑은 고딕"/>
-          <w:b w:val="0"/>
-          <w:sz w:val="20"/>
-        </w:rPr>
-        <w:t>■ 주요 수록곡 : 1. Sun of Jamaica</w:t>
-        <w:br/>
+        <w:t>위치 :  424</w:t>
       </w:r>
     </w:p>
     <w:p>
       <w:pPr>
-        <w:spacing w:after="160"/>
+        <w:spacing w:line="324" w:lineRule="auto" w:before="80" w:after="160"/>
       </w:pPr>
       <w:r>
         <w:rPr w:rFonts="맑은 고딕">
           <w:rFonts w:ascii="맑은 고딕" w:hAnsi="맑은 고딕" w:eastAsia="맑은 고딕"/>
           <w:b/>
           <w:color w:val="1F2937"/>
-          <w:sz w:val="24"/>
+          <w:sz w:val="22"/>
         </w:rPr>
-        <w:t>■ 음반 해설 및 감상 가이드</w:t>
+        <w:t xml:space="preserve">[음반 소개] </w:t>
+      </w:r>
+      <w:r>
+        <w:rPr w:rFonts="맑은 고딕">
+          <w:rFonts w:ascii="맑은 고딕" w:hAnsi="맑은 고딕" w:eastAsia="맑은 고딕"/>
+          <w:b w:val="0"/>
+          <w:sz w:val="21"/>
+        </w:rPr>
       </w:r>
     </w:p>
     <w:p>
       <w:pPr>
-        <w:spacing w:line="312" w:lineRule="auto" w:after="120"/>
+        <w:spacing w:line="324" w:lineRule="auto" w:after="120"/>
       </w:pPr>
       <w:r>
         <w:rPr w:rFonts="맑은 고딕">
@@ -108,51 +61,516 @@
           <w:b w:val="0"/>
           <w:sz w:val="21"/>
         </w:rPr>
-        <w:t>독일의 뮤지션 올리버 벤트(Oliver Bendt)가 카리브해의 세인트루시아 섬에서 스티프된 휴양지의 감성을 바탕으로 결성한 굼베이 댄스 밴드(Goombay Dance Band)의 대표 명반 《Sun of Jamaica》는 1980년에 발표되어 전 유럽과 아시아 대륙을 따스한 낭만으로 물들인 신화적인 작품입니다. 유럽 특유의 세련된 팝 프로덕션에 이국적인 트로피컬 사운드를 결합한 이 앨범은 발매 직후 폭발적인 반응을 얻으며 시대를 풍미했습니다. 한국에서도 라디오 명곡으로 오랜 시간 사랑받으며 80년대 음악 감상실과 대중문화의 한 축을 담당한 명반으로 기억되고 있습니다.</w:t>
+        <w:t>유럽의 정교한 팝 감수성과 카리브해의 눈부신 태양이 조우하여 탄생한 본 작전은 유로 디스코와 트로피컬 사운드가 이룩한 가장 낭만적인 음악적 낙원입니다. 1970년대 말과 80년대 초, 회색빛 일상에 갇혀 있던 현대인들에게 푸른 파도와 야자수 그늘 아래의 해방감을 선사하며 전 세계적인 신드롬을 일으켰습니다. 올리버 벤트(Oliver Bendt)의 깊고 서정적인 바리톤 음색과 이국적인 퍼커션의 조화는 단순한 댄스 음악의 경계를 넘어 시대를 초월한 노스탤지어를 직조해 냅니다. 오늘날까지도 바이닐 애호가들의 서가 한편에서 온화한 햇살처럼 따스한 생명력을 발산하고 있는 불멸의 명반입니다.</w:t>
       </w:r>
     </w:p>
     <w:p>
       <w:pPr>
-        <w:spacing w:line="312" w:lineRule="auto" w:after="120"/>
+        <w:spacing w:line="324" w:lineRule="auto" w:before="200" w:after="80"/>
       </w:pPr>
+      <w:r>
+        <w:rPr w:rFonts="맑은 고딕">
+          <w:rFonts w:ascii="맑은 고딕" w:hAnsi="맑은 고딕" w:eastAsia="맑은 고딕"/>
+          <w:b/>
+          <w:color w:val="1E3A8A"/>
+          <w:sz w:val="24"/>
+        </w:rPr>
+        <w:t>1. 음반 데이터</w:t>
+      </w:r>
+    </w:p>
+    <w:p>
+      <w:pPr>
+        <w:spacing w:line="324" w:lineRule="auto" w:after="80"/>
+      </w:pPr>
+      <w:r>
+        <w:rPr w:rFonts="맑은 고딕">
+          <w:rFonts w:ascii="맑은 고딕" w:hAnsi="맑은 고딕" w:eastAsia="맑은 고딕"/>
+          <w:b w:val="0"/>
+          <w:color w:val="6B7280"/>
+          <w:sz w:val="21"/>
+        </w:rPr>
+        <w:t xml:space="preserve">· </w:t>
+      </w:r>
+      <w:r>
+        <w:rPr w:rFonts="맑은 고딕">
+          <w:rFonts w:ascii="맑은 고딕" w:hAnsi="맑은 고딕" w:eastAsia="맑은 고딕"/>
+          <w:b/>
+          <w:color w:val="1F2937"/>
+          <w:sz w:val="21"/>
+        </w:rPr>
+        <w:t xml:space="preserve">앨범명: </w:t>
+      </w:r>
       <w:r>
         <w:rPr w:rFonts="맑은 고딕">
           <w:rFonts w:ascii="맑은 고딕" w:hAnsi="맑은 고딕" w:eastAsia="맑은 고딕"/>
           <w:b w:val="0"/>
           <w:sz w:val="21"/>
         </w:rPr>
-        <w:t>음악적으로 이 음반은 스틸 드럼(Steel Drum) 특유의 영롱하고 경쾌한 음색, 풍성한 브라스 세션, 그리고 유연하게 흐르는 레게 및 디스코 리듬이 이상적인 조화를 이룹니다. 리더 올리버 벤트의 중후하면서도 낭만적인 보컬은 들려오는 사운드 너머로 푸른 바다와 하얀 백사장의 풍광을 시각적으로 환기하는 탁월한 스토리텔링 능력을 보여줍니다. 다채로운 코러스 레이어와 섬세하게 배치된 타악기들은 자칫 가벼워질 수 있는 휴양지 음악에 우아함과 깊이감을 부여합니다.</w:t>
+        <w:t>Sun of Jamaica</w:t>
       </w:r>
     </w:p>
     <w:p>
       <w:pPr>
-        <w:spacing w:line="312" w:lineRule="auto" w:after="120"/>
+        <w:spacing w:line="324" w:lineRule="auto" w:after="80"/>
       </w:pPr>
+      <w:r>
+        <w:rPr w:rFonts="맑은 고딕">
+          <w:rFonts w:ascii="맑은 고딕" w:hAnsi="맑은 고딕" w:eastAsia="맑은 고딕"/>
+          <w:b w:val="0"/>
+          <w:color w:val="6B7280"/>
+          <w:sz w:val="21"/>
+        </w:rPr>
+        <w:t xml:space="preserve">· </w:t>
+      </w:r>
+      <w:r>
+        <w:rPr w:rFonts="맑은 고딕">
+          <w:rFonts w:ascii="맑은 고딕" w:hAnsi="맑은 고딕" w:eastAsia="맑은 고딕"/>
+          <w:b/>
+          <w:color w:val="1F2937"/>
+          <w:sz w:val="21"/>
+        </w:rPr>
+        <w:t xml:space="preserve">아티스트: </w:t>
+      </w:r>
       <w:r>
         <w:rPr w:rFonts="맑은 고딕">
           <w:rFonts w:ascii="맑은 고딕" w:hAnsi="맑은 고딕" w:eastAsia="맑은 고딕"/>
           <w:b w:val="0"/>
           <w:sz w:val="21"/>
         </w:rPr>
-        <w:t>앨범의 포문을 열고 정상에 올린 타이틀곡 &lt;Sun of Jamaica&gt;는 이국적인 향수와 서정적인 멜로디가 결합된 트로피컬 팝의 정수이자 영원한 클래식입니다. 아울러 영국 싱글 차트 1위를 기록하며 세계적인 대히트를 거둔 &lt;Seven Tears&gt;는 애수 어린 리듬과 중독성 있는 멜로디 라인으로 한국인이 가장 사랑하는 팝 트랙 중 하나로 손꼽힙니다. &lt;Island of Dreams&gt;나 &lt;Aloha-Oe Until We Meet Again&gt; 역시 앨범 전체를 관통하는 유기적인 휴식과 힐링의 정서를 밀도 높게 완성해 줍니다.</w:t>
+        <w:t>Goombay Dance Band (굼베이 댄스 밴드)</w:t>
       </w:r>
     </w:p>
     <w:p>
       <w:pPr>
-        <w:spacing w:line="312" w:lineRule="auto" w:after="120"/>
+        <w:spacing w:line="324" w:lineRule="auto" w:after="80"/>
       </w:pPr>
+      <w:r>
+        <w:rPr w:rFonts="맑은 고딕">
+          <w:rFonts w:ascii="맑은 고딕" w:hAnsi="맑은 고딕" w:eastAsia="맑은 고딕"/>
+          <w:b w:val="0"/>
+          <w:color w:val="6B7280"/>
+          <w:sz w:val="21"/>
+        </w:rPr>
+        <w:t xml:space="preserve">· </w:t>
+      </w:r>
+      <w:r>
+        <w:rPr w:rFonts="맑은 고딕">
+          <w:rFonts w:ascii="맑은 고딕" w:hAnsi="맑은 고딕" w:eastAsia="맑은 고딕"/>
+          <w:b/>
+          <w:color w:val="1F2937"/>
+          <w:sz w:val="21"/>
+        </w:rPr>
+        <w:t xml:space="preserve">발매 정보: </w:t>
+      </w:r>
       <w:r>
         <w:rPr w:rFonts="맑은 고딕">
           <w:rFonts w:ascii="맑은 고딕" w:hAnsi="맑은 고딕" w:eastAsia="맑은 고딕"/>
           <w:b w:val="0"/>
           <w:sz w:val="21"/>
         </w:rPr>
-        <w:t>LP라는 아날로그 매체를 통해 접하는 《Sun of Jamaica》는 특유의 따스한 그루브와 풍성한 공간감을 선사하며 디지털 음원에서는 느낄 수 없는 깊은 질감을 전달합니다. 침체된 일상 속에서 완벽한 일탈과 안식을 선사하는 이 앨범은, 세월이 흘러도 빛바래지 않는 우아한 낭만과 아날로그적인 온기를 지닌 소장 가치가 매우 높은 클래식 음반입니다.</w:t>
+        <w:t>1980년 서독의 명문 레이블 CBS를 통해 전 세계에 공개된 본 작은, 밴드의 리더 올리버 벤특 세인트루시아와 자메이카 등 카리브해 연안에 머물며 체화한 토속적 리듬과 유럽 팝의 서정미를 결합하여 완성한 기념비적 정규 앨범입니다.</w:t>
+      </w:r>
+    </w:p>
+    <w:p>
+      <w:pPr>
+        <w:spacing w:line="324" w:lineRule="auto" w:after="80"/>
+      </w:pPr>
+      <w:r>
+        <w:rPr w:rFonts="맑은 고딕">
+          <w:rFonts w:ascii="맑은 고딕" w:hAnsi="맑은 고딕" w:eastAsia="맑은 고딕"/>
+          <w:b w:val="0"/>
+          <w:color w:val="6B7280"/>
+          <w:sz w:val="21"/>
+        </w:rPr>
+        <w:t xml:space="preserve">· </w:t>
+      </w:r>
+      <w:r>
+        <w:rPr w:rFonts="맑은 고딕">
+          <w:rFonts w:ascii="맑은 고딕" w:hAnsi="맑은 고딕" w:eastAsia="맑은 고딕"/>
+          <w:b/>
+          <w:color w:val="1F2937"/>
+          <w:sz w:val="21"/>
+        </w:rPr>
+        <w:t xml:space="preserve">LP 인기도(판매량): </w:t>
+      </w:r>
+      <w:r>
+        <w:rPr w:rFonts="맑은 고딕">
+          <w:rFonts w:ascii="맑은 고딕" w:hAnsi="맑은 고딕" w:eastAsia="맑은 고딕"/>
+          <w:b w:val="0"/>
+          <w:sz w:val="21"/>
+        </w:rPr>
+        <w:t>동명의 타이틀곡이 독일 싱글 차트에서 9주 연속 1위를 기록하는 기염을 토했으며, 유럽 전역을 넘어 전 세계적으로 천백만 장 이상의 싱글 및 앨범 판매고를 기록하며 플래티넘 디스크를 다수 획득하였습니다.</w:t>
+      </w:r>
+    </w:p>
+    <w:p>
+      <w:pPr>
+        <w:spacing w:line="324" w:lineRule="auto" w:after="80"/>
+      </w:pPr>
+      <w:r>
+        <w:rPr w:rFonts="맑은 고딕">
+          <w:rFonts w:ascii="맑은 고딕" w:hAnsi="맑은 고딕" w:eastAsia="맑은 고딕"/>
+          <w:b w:val="0"/>
+          <w:color w:val="6B7280"/>
+          <w:sz w:val="21"/>
+        </w:rPr>
+        <w:t xml:space="preserve">· </w:t>
+      </w:r>
+      <w:r>
+        <w:rPr w:rFonts="맑은 고딕">
+          <w:rFonts w:ascii="맑은 고딕" w:hAnsi="맑은 고딕" w:eastAsia="맑은 고딕"/>
+          <w:b/>
+          <w:color w:val="1F2937"/>
+          <w:sz w:val="21"/>
+        </w:rPr>
+        <w:t xml:space="preserve">각종 수상경력: </w:t>
+      </w:r>
+      <w:r>
+        <w:rPr w:rFonts="맑은 고딕">
+          <w:rFonts w:ascii="맑은 고딕" w:hAnsi="맑은 고딕" w:eastAsia="맑은 고딕"/>
+          <w:b w:val="0"/>
+          <w:sz w:val="21"/>
+        </w:rPr>
+        <w:t>독일 골든 에우로파(Goldene Europa)를 비롯하여 유럽 각국의 공영 차트 트로피를 석권하였으며, 80년대 초 트로피컬 유로 팝의 표준을 정립한 결정체로 유럽 음반산업협회의 지대한 찬사를 받았습니다.</w:t>
+      </w:r>
+    </w:p>
+    <w:p>
+      <w:pPr>
+        <w:spacing w:line="324" w:lineRule="auto" w:before="200" w:after="80"/>
+      </w:pPr>
+      <w:r>
+        <w:rPr w:rFonts="맑은 고딕">
+          <w:rFonts w:ascii="맑은 고딕" w:hAnsi="맑은 고딕" w:eastAsia="맑은 고딕"/>
+          <w:b/>
+          <w:color w:val="1E3A8A"/>
+          <w:sz w:val="24"/>
+        </w:rPr>
+        <w:t>2. 아티스트 정보</w:t>
+      </w:r>
+    </w:p>
+    <w:p>
+      <w:pPr>
+        <w:spacing w:line="324" w:lineRule="auto" w:after="80"/>
+      </w:pPr>
+      <w:r>
+        <w:rPr w:rFonts="맑은 고딕">
+          <w:rFonts w:ascii="맑은 고딕" w:hAnsi="맑은 고딕" w:eastAsia="맑은 고딕"/>
+          <w:b w:val="0"/>
+          <w:color w:val="6B7280"/>
+          <w:sz w:val="21"/>
+        </w:rPr>
+        <w:t xml:space="preserve">· </w:t>
+      </w:r>
+      <w:r>
+        <w:rPr w:rFonts="맑은 고딕">
+          <w:rFonts w:ascii="맑은 고딕" w:hAnsi="맑은 고딕" w:eastAsia="맑은 고딕"/>
+          <w:b/>
+          <w:color w:val="1F2937"/>
+          <w:sz w:val="21"/>
+        </w:rPr>
+        <w:t xml:space="preserve">국적: </w:t>
+      </w:r>
+      <w:r>
+        <w:rPr w:rFonts="맑은 고딕">
+          <w:rFonts w:ascii="맑은 고딕" w:hAnsi="맑은 고딕" w:eastAsia="맑은 고딕"/>
+          <w:b w:val="0"/>
+          <w:sz w:val="21"/>
+        </w:rPr>
+        <w:t>독일 (서독)</w:t>
+      </w:r>
+    </w:p>
+    <w:p>
+      <w:pPr>
+        <w:spacing w:line="324" w:lineRule="auto" w:after="80"/>
+      </w:pPr>
+      <w:r>
+        <w:rPr w:rFonts="맑은 고딕">
+          <w:rFonts w:ascii="맑은 고딕" w:hAnsi="맑은 고딕" w:eastAsia="맑은 고딕"/>
+          <w:b w:val="0"/>
+          <w:color w:val="6B7280"/>
+          <w:sz w:val="21"/>
+        </w:rPr>
+        <w:t xml:space="preserve">· </w:t>
+      </w:r>
+      <w:r>
+        <w:rPr w:rFonts="맑은 고딕">
+          <w:rFonts w:ascii="맑은 고딕" w:hAnsi="맑은 고딕" w:eastAsia="맑은 고딕"/>
+          <w:b/>
+          <w:color w:val="1F2937"/>
+          <w:sz w:val="21"/>
+        </w:rPr>
+        <w:t xml:space="preserve">생몰년도: </w:t>
+      </w:r>
+      <w:r>
+        <w:rPr w:rFonts="맑은 고딕">
+          <w:rFonts w:ascii="맑은 고딕" w:hAnsi="맑은 고딕" w:eastAsia="맑은 고딕"/>
+          <w:b w:val="0"/>
+          <w:sz w:val="21"/>
+        </w:rPr>
+        <w:t>1979년 결성</w:t>
+      </w:r>
+    </w:p>
+    <w:p>
+      <w:pPr>
+        <w:spacing w:line="324" w:lineRule="auto" w:after="80"/>
+      </w:pPr>
+      <w:r>
+        <w:rPr w:rFonts="맑은 고딕">
+          <w:rFonts w:ascii="맑은 고딕" w:hAnsi="맑은 고딕" w:eastAsia="맑은 고딕"/>
+          <w:b w:val="0"/>
+          <w:color w:val="6B7280"/>
+          <w:sz w:val="21"/>
+        </w:rPr>
+        <w:t xml:space="preserve">· </w:t>
+      </w:r>
+      <w:r>
+        <w:rPr w:rFonts="맑은 고딕">
+          <w:rFonts w:ascii="맑은 고딕" w:hAnsi="맑은 고딕" w:eastAsia="맑은 고딕"/>
+          <w:b/>
+          <w:color w:val="1F2937"/>
+          <w:sz w:val="21"/>
+        </w:rPr>
+        <w:t xml:space="preserve">그룹 소속: </w:t>
+      </w:r>
+      <w:r>
+        <w:rPr w:rFonts="맑은 고딕">
+          <w:rFonts w:ascii="맑은 고딕" w:hAnsi="맑은 고딕" w:eastAsia="맑은 고딕"/>
+          <w:b w:val="0"/>
+          <w:sz w:val="21"/>
+        </w:rPr>
+        <w:t>다국적 혼성 팝 그룹</w:t>
+      </w:r>
+    </w:p>
+    <w:p>
+      <w:pPr>
+        <w:spacing w:line="324" w:lineRule="auto" w:after="80"/>
+      </w:pPr>
+      <w:r>
+        <w:rPr w:rFonts="맑은 고딕">
+          <w:rFonts w:ascii="맑은 고딕" w:hAnsi="맑은 고딕" w:eastAsia="맑은 고딕"/>
+          <w:b w:val="0"/>
+          <w:color w:val="6B7280"/>
+          <w:sz w:val="21"/>
+        </w:rPr>
+        <w:t xml:space="preserve">· </w:t>
+      </w:r>
+      <w:r>
+        <w:rPr w:rFonts="맑은 고딕">
+          <w:rFonts w:ascii="맑은 고딕" w:hAnsi="맑은 고딕" w:eastAsia="맑은 고딕"/>
+          <w:b/>
+          <w:color w:val="1F2937"/>
+          <w:sz w:val="21"/>
+        </w:rPr>
+        <w:t xml:space="preserve">아티스트 소개: </w:t>
+      </w:r>
+      <w:r>
+        <w:rPr w:rFonts="맑은 고딕">
+          <w:rFonts w:ascii="맑은 고딕" w:hAnsi="맑은 고딕" w:eastAsia="맑은 고딕"/>
+          <w:b w:val="0"/>
+          <w:sz w:val="21"/>
+        </w:rPr>
+        <w:t>보컬리스트 올리버 벤트를 중심으로 결성된 굼베이 댄스 밴드는 바하마의 전통 북 리듬인 '굼베이(Goombay)'와 유로 디스코를 접목하여 독보적인 음악적 영토를 개척한 앙상블입니다. 레게, 칼립소, 그리고 서유럽의 멜로디 라인을 우아하게 융합하여 서구 팝 음악계에 유례없는 이국적 풍요로움을 안겨주었습니다.</w:t>
+      </w:r>
+    </w:p>
+    <w:p>
+      <w:pPr>
+        <w:spacing w:line="324" w:lineRule="auto" w:before="200" w:after="80"/>
+      </w:pPr>
+      <w:r>
+        <w:rPr w:rFonts="맑은 고딕">
+          <w:rFonts w:ascii="맑은 고딕" w:hAnsi="맑은 고딕" w:eastAsia="맑은 고딕"/>
+          <w:b/>
+          <w:color w:val="1E3A8A"/>
+          <w:sz w:val="24"/>
+        </w:rPr>
+        <w:t>3. 음반 상세 분석</w:t>
+      </w:r>
+    </w:p>
+    <w:p>
+      <w:pPr>
+        <w:spacing w:line="324" w:lineRule="auto" w:after="80"/>
+      </w:pPr>
+      <w:r>
+        <w:rPr w:rFonts="맑은 고딕">
+          <w:rFonts w:ascii="맑은 고딕" w:hAnsi="맑은 고딕" w:eastAsia="맑은 고딕"/>
+          <w:b w:val="0"/>
+          <w:color w:val="6B7280"/>
+          <w:sz w:val="21"/>
+        </w:rPr>
+        <w:t xml:space="preserve">· </w:t>
+      </w:r>
+      <w:r>
+        <w:rPr w:rFonts="맑은 고딕">
+          <w:rFonts w:ascii="맑은 고딕" w:hAnsi="맑은 고딕" w:eastAsia="맑은 고딕"/>
+          <w:b/>
+          <w:color w:val="1F2937"/>
+          <w:sz w:val="21"/>
+        </w:rPr>
+        <w:t xml:space="preserve">역사적 위치: </w:t>
+      </w:r>
+      <w:r>
+        <w:rPr w:rFonts="맑은 고딕">
+          <w:rFonts w:ascii="맑은 고딕" w:hAnsi="맑은 고딕" w:eastAsia="맑은 고딕"/>
+          <w:b w:val="0"/>
+          <w:sz w:val="21"/>
+        </w:rPr>
+        <w:t>본 작은 유로 팝의 황금기에 탄생하여 보니 엠(Boney M.) 등과 어깨를 나란히 하면서도, 한층 더 목가적이고 서정적인 분위기를 강조함으로써 팝 음악의 지평을 넓힌 걸작입니다. 화려한 전자음 대신 어쿠스틱 악기와 토속 타악기의 울림을 정갈하게 배치하여 대중성과 예술적 완성도를 동시에 획득한 음반으로 평가받습니다.</w:t>
+      </w:r>
+    </w:p>
+    <w:p>
+      <w:pPr>
+        <w:spacing w:line="324" w:lineRule="auto" w:after="80"/>
+      </w:pPr>
+      <w:r>
+        <w:rPr w:rFonts="맑은 고딕">
+          <w:rFonts w:ascii="맑은 고딕" w:hAnsi="맑은 고딕" w:eastAsia="맑은 고딕"/>
+          <w:b w:val="0"/>
+          <w:color w:val="6B7280"/>
+          <w:sz w:val="21"/>
+        </w:rPr>
+        <w:t xml:space="preserve">· </w:t>
+      </w:r>
+      <w:r>
+        <w:rPr w:rFonts="맑은 고딕">
+          <w:rFonts w:ascii="맑은 고딕" w:hAnsi="맑은 고딕" w:eastAsia="맑은 고딕"/>
+          <w:b/>
+          <w:color w:val="1F2937"/>
+          <w:sz w:val="21"/>
+        </w:rPr>
+        <w:t xml:space="preserve">시대의 흔적(스토리텔링): </w:t>
+      </w:r>
+      <w:r>
+        <w:rPr w:rFonts="맑은 고딕">
+          <w:rFonts w:ascii="맑은 고딕" w:hAnsi="맑은 고딕" w:eastAsia="맑은 고딕"/>
+          <w:b w:val="0"/>
+          <w:sz w:val="21"/>
+        </w:rPr>
+        <w:t>급격한 산업화와 냉전의 긴장감 속에서 숨 가쁘게 살아가던 당대의 청춘들에게 이 음반은 잠시나마 근심을 내려놓을 수 있는 상상 속의 도피처이자 휴식처였습니다. 턴테이블 바늘이 회전하는 동안 방 안 가득 밀려오던 자메이카의 훈풍은 그 시절 라디오를 귀에 대고 먼바다를 꿈꾸던 수많은 이들의 순수했던 감성을 고스란히 품고 있습니다.</w:t>
+      </w:r>
+    </w:p>
+    <w:p>
+      <w:pPr>
+        <w:spacing w:line="324" w:lineRule="auto" w:before="200" w:after="80"/>
+      </w:pPr>
+      <w:r>
+        <w:rPr w:rFonts="맑은 고딕">
+          <w:rFonts w:ascii="맑은 고딕" w:hAnsi="맑은 고딕" w:eastAsia="맑은 고딕"/>
+          <w:b/>
+          <w:color w:val="1E3A8A"/>
+          <w:sz w:val="24"/>
+        </w:rPr>
+        <w:t>4. 주요 수록곡 및 감상 제언</w:t>
+      </w:r>
+    </w:p>
+    <w:p>
+      <w:pPr>
+        <w:spacing w:line="324" w:lineRule="auto" w:after="80"/>
+      </w:pPr>
+      <w:r>
+        <w:rPr w:rFonts="맑은 고딕">
+          <w:rFonts w:ascii="맑은 고딕" w:hAnsi="맑은 고딕" w:eastAsia="맑은 고딕"/>
+          <w:b w:val="0"/>
+          <w:color w:val="6B7280"/>
+          <w:sz w:val="21"/>
+        </w:rPr>
+        <w:t xml:space="preserve">· </w:t>
+      </w:r>
+      <w:r>
+        <w:rPr w:rFonts="맑은 고딕">
+          <w:rFonts w:ascii="맑은 고딕" w:hAnsi="맑은 고딕" w:eastAsia="맑은 고딕"/>
+          <w:b/>
+          <w:color w:val="1F2937"/>
+          <w:sz w:val="21"/>
+        </w:rPr>
+        <w:t xml:space="preserve">주요 수록곡 특징: </w:t>
+      </w:r>
+      <w:r>
+        <w:rPr w:rFonts="맑은 고딕">
+          <w:rFonts w:ascii="맑은 고딕" w:hAnsi="맑은 고딕" w:eastAsia="맑은 고딕"/>
+          <w:b w:val="0"/>
+          <w:sz w:val="21"/>
+        </w:rPr>
+        <w:t>도입부의 파도 소리와 낭만적인 내레이션으로 시작해 장엄한 멜로디로 이어지는 불멸의 찬가 ‘Sun of Jamaica’를 필두로, 경쾌하면서도 애상적인 정취가 묻어나는 ‘Aloha-Oe, Until We Meet Again’, 그리고 대서양의 신비를 웅장하게 노래한 ‘Eldorado’ 등 수록곡 전반이 카리브해의 풍광을 한 폭의 수채화처럼 펼쳐 보입니다.</w:t>
+      </w:r>
+    </w:p>
+    <w:p>
+      <w:pPr>
+        <w:spacing w:line="324" w:lineRule="auto" w:after="80"/>
+      </w:pPr>
+      <w:r>
+        <w:rPr w:rFonts="맑은 고딕">
+          <w:rFonts w:ascii="맑은 고딕" w:hAnsi="맑은 고딕" w:eastAsia="맑은 고딕"/>
+          <w:b w:val="0"/>
+          <w:color w:val="6B7280"/>
+          <w:sz w:val="21"/>
+        </w:rPr>
+        <w:t xml:space="preserve">· </w:t>
+      </w:r>
+      <w:r>
+        <w:rPr w:rFonts="맑은 고딕">
+          <w:rFonts w:ascii="맑은 고딕" w:hAnsi="맑은 고딕" w:eastAsia="맑은 고딕"/>
+          <w:b/>
+          <w:color w:val="1F2937"/>
+          <w:sz w:val="21"/>
+        </w:rPr>
+        <w:t xml:space="preserve">빈티지 감상 제언: </w:t>
+      </w:r>
+      <w:r>
+        <w:rPr w:rFonts="맑은 고딕">
+          <w:rFonts w:ascii="맑은 고딕" w:hAnsi="맑은 고딕" w:eastAsia="맑은 고딕"/>
+          <w:b w:val="0"/>
+          <w:sz w:val="21"/>
+        </w:rPr>
+        <w:t>진공관 앰프 특유의 두터운 온기 속에서 턴테이블 카트리지가 긁어내는 그루브는 이 음반의 진가를 비로소 드러냅니다. 스틸 드럼과 콩가의 유기적인 타격감, 그리고 공간을 은은하게 채우는 어쿠스틱 기타의 잔향은 디지털 음원에서는 결코 느낄 수 없는 깊은 입체감과 자연스러운 서정성을 오디오파일에게 선사합니다.</w:t>
+      </w:r>
+    </w:p>
+    <w:p>
+      <w:pPr>
+        <w:spacing w:line="324" w:lineRule="auto" w:after="80"/>
+      </w:pPr>
+      <w:r>
+        <w:rPr w:rFonts="맑은 고딕">
+          <w:rFonts w:ascii="맑은 고딕" w:hAnsi="맑은 고딕" w:eastAsia="맑은 고딕"/>
+          <w:b w:val="0"/>
+          <w:color w:val="6B7280"/>
+          <w:sz w:val="21"/>
+        </w:rPr>
+        <w:t xml:space="preserve">· </w:t>
+      </w:r>
+      <w:r>
+        <w:rPr w:rFonts="맑은 고딕">
+          <w:rFonts w:ascii="맑은 고딕" w:hAnsi="맑은 고딕" w:eastAsia="맑은 고딕"/>
+          <w:b/>
+          <w:color w:val="1F2937"/>
+          <w:sz w:val="21"/>
+        </w:rPr>
+        <w:t xml:space="preserve">소장 가치: </w:t>
+      </w:r>
+      <w:r>
+        <w:rPr w:rFonts="맑은 고딕">
+          <w:rFonts w:ascii="맑은 고딕" w:hAnsi="맑은 고딕" w:eastAsia="맑은 고딕"/>
+          <w:b w:val="0"/>
+          <w:sz w:val="21"/>
+        </w:rPr>
+        <w:t>유로 트로피컬 사운드의 전성기를 상징하는 역사적 사료이자, 아날로그 프레싱 시절의 풍성한 사운드 스펙트럼을 체감할 수 있는 훌륭한 레퍼런스 LP로서 컬렉터들의 음반장에 반드시 자리해야 할 필청반입니다.</w:t>
+      </w:r>
+    </w:p>
+    <w:p>
+      <w:pPr>
+        <w:spacing w:line="324" w:lineRule="auto" w:after="120" w:before="160"/>
+      </w:pPr>
+      <w:r>
+        <w:rPr w:rFonts="맑은 고딕">
+          <w:rFonts w:ascii="맑은 고딕" w:hAnsi="맑은 고딕" w:eastAsia="맑은 고딕"/>
+          <w:b/>
+          <w:color w:val="4338CA"/>
+          <w:sz w:val="21"/>
+        </w:rPr>
+        <w:t>이 음반을 통해 아날로그 바이닐의 따스한 숨결과 카리브해의 푸른 낭만이 전해주는 감동을 다시 한번 경험해 보시는 것은 어떨까요?</w:t>
       </w:r>
     </w:p>
     <w:sectPr>
       <w:pgSz w:w="12240" w:h="15840"/>
-      <w:pgMar w:top="1440" w:right="1440" w:bottom="1440" w:left="1440" w:header="720" w:footer="720" w:gutter="0"/>
+      <w:pgMar w:top="1152" w:right="1296" w:bottom="1152" w:left="1296" w:header="720" w:footer="720" w:gutter="0"/>
       <w:cols w:space="720"/>
       <w:docGrid w:linePitch="360"/>
     </w:sectPr>

--- a/word_reports/LP_0163_위치_424_Goombay Dance Band_Sun of.docx
+++ b/word_reports/LP_0163_위치_424_Goombay Dance Band_Sun of.docx
@@ -32,7 +32,7 @@
     </w:p>
     <w:p>
       <w:pPr>
-        <w:spacing w:line="324" w:lineRule="auto" w:before="80" w:after="160"/>
+        <w:spacing w:line="324" w:lineRule="auto" w:before="80" w:after="120"/>
       </w:pPr>
       <w:r>
         <w:rPr w:rFonts="맑은 고딕">
@@ -42,13 +42,6 @@
           <w:sz w:val="22"/>
         </w:rPr>
         <w:t xml:space="preserve">[음반 소개] </w:t>
-      </w:r>
-      <w:r>
-        <w:rPr w:rFonts="맑은 고딕">
-          <w:rFonts w:ascii="맑은 고딕" w:hAnsi="맑은 고딕" w:eastAsia="맑은 고딕"/>
-          <w:b w:val="0"/>
-          <w:sz w:val="21"/>
-        </w:rPr>
       </w:r>
     </w:p>
     <w:p>
@@ -61,7 +54,33 @@
           <w:b w:val="0"/>
           <w:sz w:val="21"/>
         </w:rPr>
-        <w:t>유럽의 정교한 팝 감수성과 카리브해의 눈부신 태양이 조우하여 탄생한 본 작전은 유로 디스코와 트로피컬 사운드가 이룩한 가장 낭만적인 음악적 낙원입니다. 1970년대 말과 80년대 초, 회색빛 일상에 갇혀 있던 현대인들에게 푸른 파도와 야자수 그늘 아래의 해방감을 선사하며 전 세계적인 신드롬을 일으켰습니다. 올리버 벤트(Oliver Bendt)의 깊고 서정적인 바리톤 음색과 이국적인 퍼커션의 조화는 단순한 댄스 음악의 경계를 넘어 시대를 초월한 노스탤지어를 직조해 냅니다. 오늘날까지도 바이닐 애호가들의 서가 한편에서 온화한 햇살처럼 따스한 생명력을 발산하고 있는 불멸의 명반입니다.</w:t>
+        <w:t>1970년대 말과 1980년대 초, 차가운 산업화의 물결과 서구 사회의 냉전적 긴장감이 팽배하던 시절, 대중음악은 현실의 고단함을 잊게 할 궁극의 '낙원'을 갈망하고 있었습니다. 이러한 시대적 결핍 속에서 서독 출신의 보컬리스트 올리버 벤트(Oliver Bendt)가 이끄는 굼베이 댄스 밴드(Goombay Dance Band)의 탄생은 한 편의 서정적 구원이었습니다. 리더인 올리버 벤트가 카리브해의 작은 섬 세인트루시아(St. Lucia)에서 보낸 수년간의 은둔과 휴식은 단순한 도피가 아닌, 자연과 음악의 원초적 생명력을 체화하는 예술적 순례였습니다. 그는 그곳에서 얻은 따스한 햇살의 온기와 칼립소, 레게의 숨결을 유럽의 세련된 팝 오케스트레이션과 접목하여 본 앨범 《Sun of Jamaica》를 탄생시켰습니다.</w:t>
+      </w:r>
+    </w:p>
+    <w:p>
+      <w:pPr>
+        <w:spacing w:line="324" w:lineRule="auto" w:after="120"/>
+      </w:pPr>
+      <w:r>
+        <w:rPr w:rFonts="맑은 고딕">
+          <w:rFonts w:ascii="맑은 고딕" w:hAnsi="맑은 고딕" w:eastAsia="맑은 고딕"/>
+          <w:b w:val="0"/>
+          <w:sz w:val="21"/>
+        </w:rPr>
+        <w:t>본 작은 발매와 동시에 유럽 전역은 물론 바다를 건너 아시아 대륙에 이르기까지 폭발적인 반향을 일으키며 유로 캐리비안 팝의 불멸의 금자탑을 세웠습니다. 타이틀곡 "Sun of Jamaica"의 서두를 여는 나지막한 낭송과 뒤이어 파도처럼 밀려오는 감미로운 멜로디는, 지리적 경계를 넘어 모든 이의 마음속에 자리 잡은 ‘영혼의 안식처’를 일깨웠습니다. 아티스트가 전하고자 했던 메시지는 명료하면서도 깊은 철학을 담고 있습니다. 그것은 바로 문명의 속도에 지친 현대인들에게 눈부신 태양과 에메랄드빛 바다가 품은 무조건적인 위로를 건네고, 음악을 통해 잃어버린 순수와 낭만을 되찾아주는 것이었습니다.</w:t>
+      </w:r>
+    </w:p>
+    <w:p>
+      <w:pPr>
+        <w:spacing w:line="324" w:lineRule="auto" w:after="120"/>
+      </w:pPr>
+      <w:r>
+        <w:rPr w:rFonts="맑은 고딕">
+          <w:rFonts w:ascii="맑은 고딕" w:hAnsi="맑은 고딕" w:eastAsia="맑은 고딕"/>
+          <w:b w:val="0"/>
+          <w:sz w:val="21"/>
+        </w:rPr>
+        <w:t>세월이 흘러 디지털 음원이 범람하는 오늘날에도 이 음반이 전해주는 감흥이 퇴색하지 않는 까닭은, 그 밑바탕에 인간 본연의 향수와 서정적 울림이 견고하게 새겨져 있기 때문입니다. 정교하게 조율된 스틸 드럼의 투명한 공명, 물결치듯 유려한 어쿠스틱 기타, 그리고 중후한 바리톤 보컬과 천상의 화음이 어우러진 코러스는 단순한 댄스 팝을 넘어 클래시컬한 격조마저 풍깁니다. 특히 당시 한국의 음악 다방과 심야 라디오를 수놓으며 수많은 청춘의 가슴을 적셨던 이 음반은, 시대를 초월하여 우리의 지친 일상을 카리브해의 황홀한 낙조 앞으로 데려다놓는 마법 같은 생명력을 여전히 발휘하고 있습니다.</w:t>
       </w:r>
     </w:p>
     <w:p>
@@ -168,7 +187,7 @@
           <w:b w:val="0"/>
           <w:sz w:val="21"/>
         </w:rPr>
-        <w:t>1980년 서독의 명문 레이블 CBS를 통해 전 세계에 공개된 본 작은, 밴드의 리더 올리버 벤특 세인트루시아와 자메이카 등 카리브해 연안에 머물며 체화한 토속적 리듬과 유럽 팝의 서정미를 결합하여 완성한 기념비적 정규 앨범입니다.</w:t>
+        <w:t>1980년 독일 CBS/Dandieck 레이블을 통해 전 세계에 공개된 굼베이 댄스 밴드의 역사적인 데뷔 정규 앨범으로, 유로 팝과 트로피컬 사운드가 가장 우아하게 결합된 음악사의 기념비적 작품입니다.</w:t>
       </w:r>
     </w:p>
     <w:p>
@@ -199,7 +218,7 @@
           <w:b w:val="0"/>
           <w:sz w:val="21"/>
         </w:rPr>
-        <w:t>동명의 타이틀곡이 독일 싱글 차트에서 9주 연속 1위를 기록하는 기염을 토했으며, 유럽 전역을 넘어 전 세계적으로 천백만 장 이상의 싱글 및 앨범 판매고를 기록하며 플래티넘 디스크를 다수 획득하였습니다.</w:t>
+        <w:t>발매 직후 서독 공식 차트에서 9주 연속 1위를 기록하고 1980년 연간 차트 정상을 차지했으며, 단일 싱글과 앨범을 합산하여 전 세계 천만 장 이상의 경이적인 판매고를 기록한 당대 최고의 블록버스터 음반입니다.</w:t>
       </w:r>
     </w:p>
     <w:p>
@@ -230,7 +249,7 @@
           <w:b w:val="0"/>
           <w:sz w:val="21"/>
         </w:rPr>
-        <w:t>독일 골든 에우로파(Goldene Europa)를 비롯하여 유럽 각국의 공영 차트 트로피를 석권하였으며, 80년대 초 트로피컬 유로 팝의 표준을 정립한 결정체로 유럽 음반산업협회의 지대한 찬사를 받았습니다.</w:t>
+        <w:t>서독 음반산업협회 플래티넘 디스크 및 유럽 다수 국가의 골드 레코드 획득, 1980년 서독 미디어 컨트롤(Media Control) 최우수 싱글상 및 유럽 각국 팝 어워드 석권.</w:t>
       </w:r>
     </w:p>
     <w:p>
@@ -306,7 +325,7 @@
           <w:b w:val="0"/>
           <w:sz w:val="21"/>
         </w:rPr>
-        <w:t>1979년 결성</w:t>
+        <w:t>1979년 결성 (리더 Oliver Bendt, 1946년 출생)</w:t>
       </w:r>
     </w:p>
     <w:p>
@@ -337,7 +356,7 @@
           <w:b w:val="0"/>
           <w:sz w:val="21"/>
         </w:rPr>
-        <w:t>다국적 혼성 팝 그룹</w:t>
+        <w:t>4인조 혼성 팝/트로피컬 밴드</w:t>
       </w:r>
     </w:p>
     <w:p>
@@ -368,7 +387,7 @@
           <w:b w:val="0"/>
           <w:sz w:val="21"/>
         </w:rPr>
-        <w:t>보컬리스트 올리버 벤트를 중심으로 결성된 굼베이 댄스 밴드는 바하마의 전통 북 리듬인 '굼베이(Goombay)'와 유로 디스코를 접목하여 독보적인 음악적 영토를 개척한 앙상블입니다. 레게, 칼립소, 그리고 서유럽의 멜로디 라인을 우아하게 융합하여 서구 팝 음악계에 유례없는 이국적 풍요로움을 안겨주었습니다.</w:t>
+        <w:t>굼베이 댄스 밴드는 서독의 정통 팝 보컬리스트 올리버 벤트가 카리브해의 토속 음악인 '굼베이(Goombay)' 리듬과 세련된 유로 팝 멜로디를 융합하여 결성한 전설적인 그룹입니다. 보컬의 중후한 서정성과 이국적인 리듬감을 조화시킨 독창적인 음악 세계로 1980년대 초 전 세계 대중음악계에 독보적인 낭만주의 트렌드를 확립했습니다.</w:t>
       </w:r>
     </w:p>
     <w:p>
@@ -413,7 +432,7 @@
           <w:b w:val="0"/>
           <w:sz w:val="21"/>
         </w:rPr>
-        <w:t>본 작은 유로 팝의 황금기에 탄생하여 보니 엠(Boney M.) 등과 어깨를 나란히 하면서도, 한층 더 목가적이고 서정적인 분위기를 강조함으로써 팝 음악의 지평을 넓힌 걸작입니다. 화려한 전자음 대신 어쿠스틱 악기와 토속 타악기의 울림을 정갈하게 배치하여 대중성과 예술적 완성도를 동시에 획득한 음반으로 평가받습니다.</w:t>
+        <w:t>디스코 열풍의 정점에서 피어난 유로 팝의 변주곡이자, 카리브해의 민속 음악을 서구 팝 메인스트림의 고급스러운 예술적 언어로 격상시킨 음반사적 명반입니다. 화려한 전자음 대신 어쿠스틱 악기와 풍성한 화음을 전면에 내세워 유행을 타지 않는 영속적인 완성도를 획득했습니다.</w:t>
       </w:r>
     </w:p>
     <w:p>
@@ -444,7 +463,7 @@
           <w:b w:val="0"/>
           <w:sz w:val="21"/>
         </w:rPr>
-        <w:t>급격한 산업화와 냉전의 긴장감 속에서 숨 가쁘게 살아가던 당대의 청춘들에게 이 음반은 잠시나마 근심을 내려놓을 수 있는 상상 속의 도피처이자 휴식처였습니다. 턴테이블 바늘이 회전하는 동안 방 안 가득 밀려오던 자메이카의 훈풍은 그 시절 라디오를 귀에 대고 먼바다를 꿈꾸던 수많은 이들의 순수했던 감성을 고스란히 품고 있습니다.</w:t>
+        <w:t>1980년대 초, 해외여행의 자유가 제한적이었던 시절의 청춘들에게 이 음반은 미지의 세계로 떠나는 음악적 여권이자 해방구였습니다. 음악 다방의 턴테이블 위에서 흘러나오던 "Sun of Jamaica"의 잔잔한 낭송은 고단한 시대를 살아내던 이들에게 가슴 시린 낭만과 탈출의 꿈을 심어주었던 문화적 공공재였습니다.</w:t>
       </w:r>
     </w:p>
     <w:p>
@@ -489,7 +508,99 @@
           <w:b w:val="0"/>
           <w:sz w:val="21"/>
         </w:rPr>
-        <w:t>도입부의 파도 소리와 낭만적인 내레이션으로 시작해 장엄한 멜로디로 이어지는 불멸의 찬가 ‘Sun of Jamaica’를 필두로, 경쾌하면서도 애상적인 정취가 묻어나는 ‘Aloha-Oe, Until We Meet Again’, 그리고 대서양의 신비를 웅장하게 노래한 ‘Eldorado’ 등 수록곡 전반이 카리브해의 풍광을 한 폭의 수채화처럼 펼쳐 보입니다.</w:t>
+      </w:r>
+    </w:p>
+    <w:p>
+      <w:pPr>
+        <w:spacing w:line="324" w:lineRule="auto" w:after="80"/>
+      </w:pPr>
+      <w:r>
+        <w:rPr w:rFonts="맑은 고딕">
+          <w:rFonts w:ascii="맑은 고딕" w:hAnsi="맑은 고딕" w:eastAsia="맑은 고딕"/>
+          <w:b w:val="0"/>
+          <w:color w:val="6B7280"/>
+          <w:sz w:val="21"/>
+        </w:rPr>
+        <w:t xml:space="preserve">· </w:t>
+      </w:r>
+      <w:r>
+        <w:rPr w:rFonts="맑은 고딕">
+          <w:rFonts w:ascii="맑은 고딕" w:hAnsi="맑은 고딕" w:eastAsia="맑은 고딕"/>
+          <w:b/>
+          <w:color w:val="1F2937"/>
+          <w:sz w:val="21"/>
+        </w:rPr>
+        <w:t xml:space="preserve">"Sun of Jamaica": </w:t>
+      </w:r>
+      <w:r>
+        <w:rPr w:rFonts="맑은 고딕">
+          <w:rFonts w:ascii="맑은 고딕" w:hAnsi="맑은 고딕" w:eastAsia="맑은 고딕"/>
+          <w:b w:val="0"/>
+          <w:sz w:val="21"/>
+        </w:rPr>
+        <w:t>음반의 백미로, 파도 소리와 묵직한 내레이션으로 시작해 낭만적인 멜로디와 스틸 드럼의 울림이 찬란하게 펼쳐지는 불후의 명곡.</w:t>
+      </w:r>
+    </w:p>
+    <w:p>
+      <w:pPr>
+        <w:spacing w:line="324" w:lineRule="auto" w:after="80"/>
+      </w:pPr>
+      <w:r>
+        <w:rPr w:rFonts="맑은 고딕">
+          <w:rFonts w:ascii="맑은 고딕" w:hAnsi="맑은 고딕" w:eastAsia="맑은 고딕"/>
+          <w:b w:val="0"/>
+          <w:color w:val="6B7280"/>
+          <w:sz w:val="21"/>
+        </w:rPr>
+        <w:t xml:space="preserve">· </w:t>
+      </w:r>
+      <w:r>
+        <w:rPr w:rFonts="맑은 고딕">
+          <w:rFonts w:ascii="맑은 고딕" w:hAnsi="맑은 고딕" w:eastAsia="맑은 고딕"/>
+          <w:b/>
+          <w:color w:val="1F2937"/>
+          <w:sz w:val="21"/>
+        </w:rPr>
+        <w:t xml:space="preserve">"Aloha-Oe, Until We Meet Again": </w:t>
+      </w:r>
+      <w:r>
+        <w:rPr w:rFonts="맑은 고딕">
+          <w:rFonts w:ascii="맑은 고딕" w:hAnsi="맑은 고딕" w:eastAsia="맑은 고딕"/>
+          <w:b w:val="0"/>
+          <w:sz w:val="21"/>
+        </w:rPr>
+        <w:t>하와이 민요의 멜로디를 감미로운 유로 팝 발라드로 재해석하여 깊은 서정성과 아련한 이별의 미학을 전하는 트랙.</w:t>
+      </w:r>
+    </w:p>
+    <w:p>
+      <w:pPr>
+        <w:spacing w:line="324" w:lineRule="auto" w:after="80"/>
+      </w:pPr>
+      <w:r>
+        <w:rPr w:rFonts="맑은 고딕">
+          <w:rFonts w:ascii="맑은 고딕" w:hAnsi="맑은 고딕" w:eastAsia="맑은 고딕"/>
+          <w:b w:val="0"/>
+          <w:color w:val="6B7280"/>
+          <w:sz w:val="21"/>
+        </w:rPr>
+        <w:t xml:space="preserve">· </w:t>
+      </w:r>
+      <w:r>
+        <w:rPr w:rFonts="맑은 고딕">
+          <w:rFonts w:ascii="맑은 고딕" w:hAnsi="맑은 고딕" w:eastAsia="맑은 고딕"/>
+          <w:b/>
+          <w:color w:val="1F2937"/>
+          <w:sz w:val="21"/>
+        </w:rPr>
+        <w:t xml:space="preserve">"Island of Dreams": </w:t>
+      </w:r>
+      <w:r>
+        <w:rPr w:rFonts="맑은 고딕">
+          <w:rFonts w:ascii="맑은 고딕" w:hAnsi="맑은 고딕" w:eastAsia="맑은 고딕"/>
+          <w:b w:val="0"/>
+          <w:sz w:val="21"/>
+        </w:rPr>
+        <w:t>카리브해의 따스한 바람을 연상시키는 경쾌하면서도 우아한 리듬과 풍성한 코러스 하모니가 돋보이는 곡.</w:t>
       </w:r>
     </w:p>
     <w:p>
@@ -520,7 +631,7 @@
           <w:b w:val="0"/>
           <w:sz w:val="21"/>
         </w:rPr>
-        <w:t>진공관 앰프 특유의 두터운 온기 속에서 턴테이블 카트리지가 긁어내는 그루브는 이 음반의 진가를 비로소 드러냅니다. 스틸 드럼과 콩가의 유기적인 타격감, 그리고 공간을 은은하게 채우는 어쿠스틱 기타의 잔향은 디지털 음원에서는 결코 느낄 수 없는 깊은 입체감과 자연스러운 서정성을 오디오파일에게 선사합니다.</w:t>
+        <w:t>LP 특유의 넓은 다이내믹 레인지를 통해 스틸 드럼의 투명한 잔향과 어쿠스틱 기타의 섬세한 핑거링이 생생히 살아납니다. 진공관 앰프의 따스한 질감과 턴테이블의 아날로그 카트리지가 만날 때, 올리버 벤트의 깊은 저음 내레이션은 마치 청자의 귓가에서 직접 속삭이듯 짙은 공간감과 온기를 선사합니다.</w:t>
       </w:r>
     </w:p>
     <w:p>
@@ -551,7 +662,7 @@
           <w:b w:val="0"/>
           <w:sz w:val="21"/>
         </w:rPr>
-        <w:t>유로 트로피컬 사운드의 전성기를 상징하는 역사적 사료이자, 아날로그 프레싱 시절의 풍성한 사운드 스펙트럼을 체감할 수 있는 훌륭한 레퍼런스 LP로서 컬렉터들의 음반장에 반드시 자리해야 할 필청반입니다.</w:t>
+        <w:t>유로 팝과 트로피컬 뮤직이 조우한 정점이자 80년대 아날로그 낭만의 시대를 관통하는 상징물로서, 오리지널 바이닐이 선사하는 아날로그적 사운드의 따스함과 시대적 희소성을 동시에 지닌 귀중한 컬렉터스 아이템입니다.</w:t>
       </w:r>
     </w:p>
     <w:p>
@@ -565,7 +676,7 @@
           <w:color w:val="4338CA"/>
           <w:sz w:val="21"/>
         </w:rPr>
-        <w:t>이 음반을 통해 아날로그 바이닐의 따스한 숨결과 카리브해의 푸른 낭만이 전해주는 감동을 다시 한번 경험해 보시는 것은 어떨까요?</w:t>
+        <w:t>이 음반을 통해 푸른 바다의 숨결과 눈부신 태양이 전해주는 감동을 다시 한번 경험해 보시는 것은 어떨까요?</w:t>
       </w:r>
     </w:p>
     <w:sectPr>
